--- a/AWS_High_level_security_discussion.docx
+++ b/AWS_High_level_security_discussion.docx
@@ -133,7 +133,7 @@
           <w:szCs w:val="20"/>
         </w:rPr>
         <w:pict w14:anchorId="471E1DB0">
-          <v:rect id="_x0000_i1043" style="width:0;height:1.5pt" o:hralign="center" o:hrstd="t" o:hrnoshade="t" o:hr="t" fillcolor="#1b1c1d" stroked="f"/>
+          <v:rect id="_x0000_i1025" style="width:0;height:1.5pt" o:hralign="center" o:hrstd="t" o:hrnoshade="t" o:hr="t" fillcolor="#1b1c1d" stroked="f"/>
         </w:pict>
       </w:r>
     </w:p>
@@ -1519,7 +1519,7 @@
           <w:szCs w:val="20"/>
         </w:rPr>
         <w:pict w14:anchorId="6965C3AC">
-          <v:rect id="_x0000_i1044" style="width:0;height:1.5pt" o:hralign="center" o:hrstd="t" o:hrnoshade="t" o:hr="t" fillcolor="#1b1c1d" stroked="f"/>
+          <v:rect id="_x0000_i1026" style="width:0;height:1.5pt" o:hralign="center" o:hrstd="t" o:hrnoshade="t" o:hr="t" fillcolor="#1b1c1d" stroked="f"/>
         </w:pict>
       </w:r>
     </w:p>
@@ -1538,8 +1538,37 @@
           <w:bCs/>
           <w:sz w:val="20"/>
           <w:szCs w:val="20"/>
-        </w:rPr>
-        <w:t>AWS Certified Security - Specialty (SCS-C02) - Key Security Aspects</w:t>
+          <w:highlight w:val="yellow"/>
+        </w:rPr>
+        <w:t>AWS Certified Security - Specialty</w:t>
+      </w:r>
+      <w:r>
+        <w:rPr>
+          <w:b/>
+          <w:bCs/>
+          <w:sz w:val="20"/>
+          <w:szCs w:val="20"/>
+        </w:rPr>
+        <w:t xml:space="preserve"> (</w:t>
+      </w:r>
+      <w:r>
+        <w:rPr>
+          <w:b/>
+          <w:bCs/>
+          <w:color w:val="EE0000"/>
+          <w:sz w:val="24"/>
+          <w:szCs w:val="24"/>
+        </w:rPr>
+        <w:t>SCS-C02</w:t>
+      </w:r>
+      <w:r>
+        <w:rPr>
+          <w:b/>
+          <w:bCs/>
+          <w:sz w:val="20"/>
+          <w:szCs w:val="20"/>
+        </w:rPr>
+        <w:t>) - Key Security Aspects</w:t>
       </w:r>
     </w:p>
     <w:p>
@@ -2773,7 +2802,7 @@
           <w:szCs w:val="20"/>
         </w:rPr>
         <w:pict w14:anchorId="00109C6B">
-          <v:rect id="_x0000_i1045" style="width:0;height:1.5pt" o:hralign="center" o:hrstd="t" o:hrnoshade="t" o:hr="t" fillcolor="#1b1c1d" stroked="f"/>
+          <v:rect id="_x0000_i1027" style="width:0;height:1.5pt" o:hralign="center" o:hrstd="t" o:hrnoshade="t" o:hr="t" fillcolor="#1b1c1d" stroked="f"/>
         </w:pict>
       </w:r>
     </w:p>
@@ -2835,15 +2864,16 @@
     <w:p>
       <w:pPr>
         <w:rPr>
-          <w:sz w:val="20"/>
-          <w:szCs w:val="20"/>
-        </w:rPr>
-      </w:pPr>
-    </w:p>
-    <w:p>
-      <w:pPr>
-        <w:rPr>
-          <w:color w:val="000000" w:themeColor="text1"/>
+          <w:color w:val="00B050"/>
+          <w:sz w:val="20"/>
+          <w:szCs w:val="20"/>
+        </w:rPr>
+      </w:pPr>
+    </w:p>
+    <w:p>
+      <w:pPr>
+        <w:rPr>
+          <w:color w:val="00B050"/>
           <w:sz w:val="24"/>
           <w:szCs w:val="24"/>
           <w14:shadow w14:blurRad="38100" w14:dist="19050" w14:dir="2700000" w14:sx="100000" w14:sy="100000" w14:kx="0" w14:ky="0" w14:algn="tl">
@@ -2860,7 +2890,7 @@
       </w:pPr>
       <w:r>
         <w:rPr>
-          <w:color w:val="000000" w:themeColor="text1"/>
+          <w:color w:val="00B050"/>
           <w:sz w:val="24"/>
           <w:szCs w:val="24"/>
           <w14:shadow w14:blurRad="38100" w14:dist="19050" w14:dir="2700000" w14:sx="100000" w14:sy="100000" w14:kx="0" w14:ky="0" w14:algn="tl">
@@ -2887,7 +2917,76 @@
         <w:rPr>
           <w:color w:val="00B050"/>
         </w:rPr>
-        <w:t>VPN IPsec, or Virtual Private Network using Internet Protocol Security, is a powerful and widely used technology for creating secure connections over unsecured networks like the internet.</w:t>
+        <w:t xml:space="preserve">VPN </w:t>
+      </w:r>
+      <w:r>
+        <w:rPr>
+          <w:b/>
+          <w:bCs/>
+          <w:color w:val="00B050"/>
+          <w:highlight w:val="cyan"/>
+        </w:rPr>
+        <w:t>IPsec,</w:t>
+      </w:r>
+      <w:r>
+        <w:rPr>
+          <w:color w:val="00B050"/>
+        </w:rPr>
+        <w:t xml:space="preserve"> or Virtual Private Network using Internet Protocol Security, </w:t>
+      </w:r>
+      <w:r>
+        <w:rPr>
+          <w:color w:val="00B050"/>
+          <w:highlight w:val="cyan"/>
+        </w:rPr>
+        <w:t>is a</w:t>
+      </w:r>
+      <w:r>
+        <w:rPr>
+          <w:color w:val="00B050"/>
+        </w:rPr>
+        <w:t xml:space="preserve"> powerful and widely used </w:t>
+      </w:r>
+      <w:r>
+        <w:rPr>
+          <w:color w:val="00B050"/>
+          <w:highlight w:val="cyan"/>
+        </w:rPr>
+        <w:t>technology</w:t>
+      </w:r>
+      <w:r>
+        <w:rPr>
+          <w:color w:val="00B050"/>
+        </w:rPr>
+        <w:t xml:space="preserve"> for creating secure connections </w:t>
+      </w:r>
+      <w:r>
+        <w:rPr>
+          <w:color w:val="00B050"/>
+          <w:highlight w:val="cyan"/>
+        </w:rPr>
+        <w:t>over</w:t>
+      </w:r>
+      <w:r>
+        <w:rPr>
+          <w:color w:val="00B050"/>
+        </w:rPr>
+        <w:t xml:space="preserve"> unsecured networks </w:t>
+      </w:r>
+      <w:r>
+        <w:rPr>
+          <w:b/>
+          <w:bCs/>
+          <w:color w:val="00B050"/>
+          <w:highlight w:val="cyan"/>
+        </w:rPr>
+        <w:t>like</w:t>
+      </w:r>
+      <w:r>
+        <w:rPr>
+          <w:color w:val="00B050"/>
+        </w:rPr>
+        <w:t xml:space="preserve"> the internet.</w:t>
       </w:r>
       <w:r>
         <w:rPr>
@@ -2900,7 +2999,21 @@
         <w:rPr>
           <w:color w:val="00B050"/>
         </w:rPr>
-        <w:t xml:space="preserve"> It's not a single protocol but a </w:t>
+        <w:t xml:space="preserve"> It's </w:t>
+      </w:r>
+      <w:r>
+        <w:rPr>
+          <w:b/>
+          <w:bCs/>
+          <w:color w:val="EE0000"/>
+        </w:rPr>
+        <w:t>not</w:t>
+      </w:r>
+      <w:r>
+        <w:rPr>
+          <w:color w:val="00B050"/>
+        </w:rPr>
+        <w:t xml:space="preserve"> a single protocol but a </w:t>
       </w:r>
       <w:r>
         <w:rPr>
@@ -3091,23 +3204,102 @@
       </w:pPr>
       <w:r>
         <w:rPr>
-          <w:color w:val="00B050"/>
-        </w:rPr>
-        <w:t xml:space="preserve">IPsec provides these security services at the </w:t>
-      </w:r>
-      <w:r>
-        <w:rPr>
-          <w:b/>
-          <w:bCs/>
-          <w:color w:val="00B050"/>
-        </w:rPr>
-        <w:t>network layer (Layer 3)</w:t>
-      </w:r>
-      <w:r>
-        <w:rPr>
-          <w:color w:val="00B050"/>
-        </w:rPr>
-        <w:t xml:space="preserve"> of the OSI model, making it highly versatile as it can protect virtually any IP-based communication, regardless of the application.</w:t>
+          <w:b/>
+          <w:bCs/>
+          <w:color w:val="00B050"/>
+          <w:highlight w:val="cyan"/>
+        </w:rPr>
+        <w:t>IPsec</w:t>
+      </w:r>
+      <w:r>
+        <w:rPr>
+          <w:color w:val="00B050"/>
+        </w:rPr>
+        <w:t xml:space="preserve"> provides these security services at the </w:t>
+      </w:r>
+      <w:r>
+        <w:rPr>
+          <w:b/>
+          <w:bCs/>
+          <w:color w:val="00B050"/>
+        </w:rPr>
+        <w:t>network layer (</w:t>
+      </w:r>
+      <w:r>
+        <w:rPr>
+          <w:b/>
+          <w:bCs/>
+          <w:color w:val="00B050"/>
+          <w:highlight w:val="cyan"/>
+        </w:rPr>
+        <w:t>Layer 3</w:t>
+      </w:r>
+      <w:r>
+        <w:rPr>
+          <w:b/>
+          <w:bCs/>
+          <w:color w:val="00B050"/>
+        </w:rPr>
+        <w:t>)</w:t>
+      </w:r>
+      <w:r>
+        <w:rPr>
+          <w:color w:val="00B050"/>
+        </w:rPr>
+        <w:t xml:space="preserve"> of the OSI model, </w:t>
+      </w:r>
+      <w:r>
+        <w:rPr>
+          <w:b/>
+          <w:bCs/>
+          <w:color w:val="00B050"/>
+          <w:highlight w:val="cyan"/>
+        </w:rPr>
+        <w:t>making</w:t>
+      </w:r>
+      <w:r>
+        <w:rPr>
+          <w:b/>
+          <w:bCs/>
+          <w:color w:val="00B050"/>
+        </w:rPr>
+        <w:t xml:space="preserve"> </w:t>
+      </w:r>
+      <w:r>
+        <w:rPr>
+          <w:color w:val="00B050"/>
+        </w:rPr>
+        <w:t xml:space="preserve">it </w:t>
+      </w:r>
+      <w:r>
+        <w:rPr>
+          <w:b/>
+          <w:bCs/>
+          <w:color w:val="00B050"/>
+          <w:highlight w:val="cyan"/>
+        </w:rPr>
+        <w:t>highly</w:t>
+      </w:r>
+      <w:r>
+        <w:rPr>
+          <w:color w:val="00B050"/>
+        </w:rPr>
+        <w:t xml:space="preserve"> versatile as </w:t>
+      </w:r>
+      <w:r>
+        <w:rPr>
+          <w:b/>
+          <w:bCs/>
+          <w:color w:val="00B050"/>
+          <w:highlight w:val="cyan"/>
+        </w:rPr>
+        <w:t>it can protect virtually any</w:t>
+      </w:r>
+      <w:r>
+        <w:rPr>
+          <w:color w:val="00B050"/>
+        </w:rPr>
+        <w:t xml:space="preserve"> IP-based communication, regardless of the application.</w:t>
       </w:r>
       <w:r>
         <w:rPr>
@@ -3128,7 +3320,7 @@
           <w:color w:val="00B050"/>
         </w:rPr>
         <w:pict w14:anchorId="6521D3F4">
-          <v:rect id="_x0000_i1128" style="width:0;height:1.5pt" o:hralign="center" o:hrstd="t" o:hrnoshade="t" o:hr="t" fillcolor="#1b1c1d" stroked="f"/>
+          <v:rect id="_x0000_i1028" style="width:0;height:1.5pt" o:hralign="center" o:hrstd="t" o:hrnoshade="t" o:hr="t" fillcolor="#1b1c1d" stroked="f"/>
         </w:pict>
       </w:r>
     </w:p>
@@ -3237,8 +3429,60 @@
       <w:r>
         <w:rPr>
           <w:color w:val="00B050"/>
-        </w:rPr>
-        <w:t>Guarantees that the data has not been tampered with or altered during transit.</w:t>
+          <w:highlight w:val="cyan"/>
+        </w:rPr>
+        <w:t>Guarantees</w:t>
+      </w:r>
+      <w:r>
+        <w:rPr>
+          <w:color w:val="00B050"/>
+        </w:rPr>
+        <w:t xml:space="preserve"> that the data has </w:t>
+      </w:r>
+      <w:r>
+        <w:rPr>
+          <w:b/>
+          <w:bCs/>
+          <w:color w:val="00B050"/>
+          <w:highlight w:val="cyan"/>
+        </w:rPr>
+        <w:t>not been tampered</w:t>
+      </w:r>
+      <w:r>
+        <w:rPr>
+          <w:color w:val="00B050"/>
+        </w:rPr>
+        <w:t xml:space="preserve"> with or </w:t>
+      </w:r>
+      <w:r>
+        <w:rPr>
+          <w:b/>
+          <w:bCs/>
+          <w:color w:val="00B050"/>
+          <w:highlight w:val="cyan"/>
+        </w:rPr>
+        <w:t>altered</w:t>
+      </w:r>
+      <w:r>
+        <w:rPr>
+          <w:color w:val="00B050"/>
+        </w:rPr>
+        <w:t xml:space="preserve"> during </w:t>
+      </w:r>
+      <w:r>
+        <w:rPr>
+          <w:b/>
+          <w:bCs/>
+          <w:color w:val="00B050"/>
+          <w:highlight w:val="cyan"/>
+        </w:rPr>
+        <w:t>transit</w:t>
+      </w:r>
+      <w:r>
+        <w:rPr>
+          <w:color w:val="00B050"/>
+        </w:rPr>
+        <w:t>.</w:t>
       </w:r>
       <w:r>
         <w:rPr>
@@ -3294,7 +3538,37 @@
         <w:rPr>
           <w:color w:val="00B050"/>
         </w:rPr>
-        <w:t>Verifies the identity of the communicating parties (peers).</w:t>
+        <w:t xml:space="preserve">Verifies the </w:t>
+      </w:r>
+      <w:r>
+        <w:rPr>
+          <w:b/>
+          <w:bCs/>
+          <w:color w:val="00B050"/>
+          <w:highlight w:val="cyan"/>
+        </w:rPr>
+        <w:t>identity</w:t>
+      </w:r>
+      <w:r>
+        <w:rPr>
+          <w:color w:val="00B050"/>
+        </w:rPr>
+        <w:t xml:space="preserve"> of the </w:t>
+      </w:r>
+      <w:r>
+        <w:rPr>
+          <w:b/>
+          <w:bCs/>
+          <w:color w:val="00B050"/>
+          <w:highlight w:val="cyan"/>
+        </w:rPr>
+        <w:t>communicating</w:t>
+      </w:r>
+      <w:r>
+        <w:rPr>
+          <w:color w:val="00B050"/>
+        </w:rPr>
+        <w:t xml:space="preserve"> parties (peers).</w:t>
       </w:r>
       <w:r>
         <w:rPr>
@@ -3391,7 +3665,7 @@
           <w:color w:val="00B050"/>
         </w:rPr>
         <w:pict w14:anchorId="5DCD360B">
-          <v:rect id="_x0000_i1129" style="width:0;height:1.5pt" o:hralign="center" o:hrstd="t" o:hrnoshade="t" o:hr="t" fillcolor="#1b1c1d" stroked="f"/>
+          <v:rect id="_x0000_i1029" style="width:0;height:1.5pt" o:hralign="center" o:hrstd="t" o:hrnoshade="t" o:hr="t" fillcolor="#1b1c1d" stroked="f"/>
         </w:pict>
       </w:r>
     </w:p>
@@ -3658,7 +3932,16 @@
           <w:bCs/>
           <w:color w:val="00B050"/>
         </w:rPr>
-        <w:t xml:space="preserve"> (AH):</w:t>
+        <w:t xml:space="preserve"> (</w:t>
+      </w:r>
+      <w:r>
+        <w:rPr>
+          <w:b/>
+          <w:bCs/>
+          <w:color w:val="00B050"/>
+          <w:highlight w:val="yellow"/>
+        </w:rPr>
+        <w:t>AH):</w:t>
       </w:r>
     </w:p>
     <w:p>
@@ -3743,7 +4026,49 @@
           <w:bCs/>
           <w:color w:val="00B050"/>
         </w:rPr>
-        <w:t>Crucially, AH does NOT provide encryption (confidentiality).</w:t>
+        <w:t xml:space="preserve">Crucially, </w:t>
+      </w:r>
+      <w:r>
+        <w:rPr>
+          <w:b/>
+          <w:bCs/>
+          <w:color w:val="00B050"/>
+          <w:highlight w:val="yellow"/>
+        </w:rPr>
+        <w:t>AH</w:t>
+      </w:r>
+      <w:r>
+        <w:rPr>
+          <w:b/>
+          <w:bCs/>
+          <w:color w:val="00B050"/>
+        </w:rPr>
+        <w:t xml:space="preserve"> does </w:t>
+      </w:r>
+      <w:r>
+        <w:rPr>
+          <w:b/>
+          <w:bCs/>
+          <w:color w:val="EE0000"/>
+          <w:highlight w:val="cyan"/>
+        </w:rPr>
+        <w:t>NOT</w:t>
+      </w:r>
+      <w:r>
+        <w:rPr>
+          <w:b/>
+          <w:bCs/>
+          <w:color w:val="EE0000"/>
+        </w:rPr>
+        <w:t xml:space="preserve"> </w:t>
+      </w:r>
+      <w:r>
+        <w:rPr>
+          <w:b/>
+          <w:bCs/>
+          <w:color w:val="00B050"/>
+        </w:rPr>
+        <w:t>provide encryption (confidentiality).</w:t>
       </w:r>
       <w:r>
         <w:rPr>
@@ -3807,7 +4132,21 @@
         <w:rPr>
           <w:color w:val="00B050"/>
         </w:rPr>
-        <w:t xml:space="preserve">This is the more commonly used IPsec protocol, as it provides </w:t>
+        <w:t xml:space="preserve">This is the more </w:t>
+      </w:r>
+      <w:r>
+        <w:rPr>
+          <w:b/>
+          <w:bCs/>
+          <w:color w:val="00B050"/>
+        </w:rPr>
+        <w:t>commonly</w:t>
+      </w:r>
+      <w:r>
+        <w:rPr>
+          <w:color w:val="00B050"/>
+        </w:rPr>
+        <w:t xml:space="preserve"> used IPsec protocol, as it provides </w:t>
       </w:r>
       <w:r>
         <w:rPr>
@@ -3845,7 +4184,35 @@
         <w:rPr>
           <w:color w:val="00B050"/>
         </w:rPr>
-        <w:t>ESP encapsulates the original IP packet (or just its payload, depending on the mode) and adds an ESP header and trailer, which include cryptographic information.</w:t>
+        <w:t xml:space="preserve">ESP encapsulates the original </w:t>
+      </w:r>
+      <w:r>
+        <w:rPr>
+          <w:b/>
+          <w:bCs/>
+          <w:color w:val="00B050"/>
+        </w:rPr>
+        <w:t>IP packet</w:t>
+      </w:r>
+      <w:r>
+        <w:rPr>
+          <w:color w:val="00B050"/>
+        </w:rPr>
+        <w:t xml:space="preserve"> (or just its </w:t>
+      </w:r>
+      <w:r>
+        <w:rPr>
+          <w:b/>
+          <w:bCs/>
+          <w:color w:val="00B050"/>
+        </w:rPr>
+        <w:t>payload</w:t>
+      </w:r>
+      <w:r>
+        <w:rPr>
+          <w:color w:val="00B050"/>
+        </w:rPr>
+        <w:t>, depending on the mode) and adds an ESP header and trailer, which include cryptographic information.</w:t>
       </w:r>
       <w:r>
         <w:rPr>
@@ -3866,7 +4233,7 @@
           <w:color w:val="00B050"/>
         </w:rPr>
         <w:pict w14:anchorId="249F2E3F">
-          <v:rect id="_x0000_i1130" style="width:0;height:1.5pt" o:hralign="center" o:hrstd="t" o:hrnoshade="t" o:hr="t" fillcolor="#1b1c1d" stroked="f"/>
+          <v:rect id="_x0000_i1030" style="width:0;height:1.5pt" o:hralign="center" o:hrstd="t" o:hrnoshade="t" o:hr="t" fillcolor="#1b1c1d" stroked="f"/>
         </w:pict>
       </w:r>
     </w:p>
@@ -3906,7 +4273,45 @@
         <w:rPr>
           <w:color w:val="00B050"/>
         </w:rPr>
-        <w:t>IPsec operates in two main modes, determining what parts of the IP packet are protected:</w:t>
+        <w:t xml:space="preserve">IPsec operates in </w:t>
+      </w:r>
+      <w:r>
+        <w:rPr>
+          <w:b/>
+          <w:bCs/>
+          <w:color w:val="00B050"/>
+          <w:highlight w:val="yellow"/>
+        </w:rPr>
+        <w:t>TWO</w:t>
+      </w:r>
+      <w:r>
+        <w:rPr>
+          <w:color w:val="00B050"/>
+        </w:rPr>
+        <w:t xml:space="preserve"> </w:t>
+      </w:r>
+      <w:r>
+        <w:rPr>
+          <w:color w:val="00B050"/>
+        </w:rPr>
+        <w:t xml:space="preserve">main modes, determining </w:t>
+      </w:r>
+      <w:r>
+        <w:rPr>
+          <w:b/>
+          <w:bCs/>
+          <w:i/>
+          <w:iCs/>
+          <w:color w:val="00B050"/>
+          <w:highlight w:val="yellow"/>
+        </w:rPr>
+        <w:t>what parts</w:t>
+      </w:r>
+      <w:r>
+        <w:rPr>
+          <w:color w:val="00B050"/>
+        </w:rPr>
+        <w:t xml:space="preserve"> of the IP packet are protected:</w:t>
       </w:r>
       <w:r>
         <w:rPr>
@@ -3964,9 +4369,48 @@
       </w:pPr>
       <w:r>
         <w:rPr>
-          <w:color w:val="00B050"/>
-        </w:rPr>
-        <w:t xml:space="preserve">Encrypts and/or authenticates only the </w:t>
+          <w:b/>
+          <w:bCs/>
+          <w:color w:val="00B050"/>
+          <w:highlight w:val="yellow"/>
+        </w:rPr>
+        <w:t>Encrypts</w:t>
+      </w:r>
+      <w:r>
+        <w:rPr>
+          <w:color w:val="00B050"/>
+        </w:rPr>
+        <w:t xml:space="preserve"> and/or </w:t>
+      </w:r>
+      <w:r>
+        <w:rPr>
+          <w:b/>
+          <w:bCs/>
+          <w:color w:val="00B050"/>
+          <w:highlight w:val="yellow"/>
+        </w:rPr>
+        <w:t>authenticates</w:t>
+      </w:r>
+      <w:r>
+        <w:rPr>
+          <w:color w:val="00B050"/>
+        </w:rPr>
+        <w:t xml:space="preserve"> </w:t>
+      </w:r>
+      <w:r>
+        <w:rPr>
+          <w:b/>
+          <w:bCs/>
+          <w:color w:val="00B050"/>
+          <w:highlight w:val="yellow"/>
+        </w:rPr>
+        <w:t>only</w:t>
+      </w:r>
+      <w:r>
+        <w:rPr>
+          <w:color w:val="00B050"/>
+        </w:rPr>
+        <w:t xml:space="preserve"> the </w:t>
       </w:r>
       <w:r>
         <w:rPr>
@@ -3980,7 +4424,52 @@
         <w:rPr>
           <w:color w:val="00B050"/>
         </w:rPr>
-        <w:t xml:space="preserve"> (data) of the IP packet. The original IP header remains unchanged.</w:t>
+        <w:t xml:space="preserve"> (data) of the IP packet. The </w:t>
+      </w:r>
+      <w:r>
+        <w:rPr>
+          <w:b/>
+          <w:bCs/>
+          <w:color w:val="00B050"/>
+          <w:highlight w:val="yellow"/>
+        </w:rPr>
+        <w:t>original IP</w:t>
+      </w:r>
+      <w:r>
+        <w:rPr>
+          <w:color w:val="00B050"/>
+        </w:rPr>
+        <w:t xml:space="preserve"> header </w:t>
+      </w:r>
+      <w:r>
+        <w:rPr>
+          <w:b/>
+          <w:bCs/>
+          <w:color w:val="00B050"/>
+          <w:highlight w:val="yellow"/>
+        </w:rPr>
+        <w:t>remains</w:t>
+      </w:r>
+      <w:r>
+        <w:rPr>
+          <w:color w:val="00B050"/>
+        </w:rPr>
+        <w:t xml:space="preserve"> </w:t>
+      </w:r>
+      <w:r>
+        <w:rPr>
+          <w:b/>
+          <w:bCs/>
+          <w:color w:val="00B050"/>
+          <w:highlight w:val="yellow"/>
+        </w:rPr>
+        <w:t>unchanged</w:t>
+      </w:r>
+      <w:r>
+        <w:rPr>
+          <w:color w:val="00B050"/>
+        </w:rPr>
+        <w:t>.</w:t>
       </w:r>
     </w:p>
     <w:p>
@@ -4161,7 +4650,82 @@
         <w:rPr>
           <w:color w:val="00B050"/>
         </w:rPr>
-        <w:t xml:space="preserve"> (especially site-to-site and remote access VPNs over the internet). It provides maximum security by hiding the original source and destination IPs, as well as the data, making it ideal for untrusted public networks.</w:t>
+        <w:t xml:space="preserve"> (especially site-to-site and remote access VPNs over the internet). It provides </w:t>
+      </w:r>
+      <w:r>
+        <w:rPr>
+          <w:b/>
+          <w:bCs/>
+          <w:color w:val="EE0000"/>
+          <w:highlight w:val="yellow"/>
+        </w:rPr>
+        <w:t>MAXIMUM</w:t>
+      </w:r>
+      <w:r>
+        <w:rPr>
+          <w:color w:val="00B050"/>
+        </w:rPr>
+        <w:t xml:space="preserve"> security by </w:t>
+      </w:r>
+      <w:r>
+        <w:rPr>
+          <w:b/>
+          <w:bCs/>
+          <w:color w:val="00B050"/>
+          <w:highlight w:val="yellow"/>
+        </w:rPr>
+        <w:t>hiding the</w:t>
+      </w:r>
+      <w:r>
+        <w:rPr>
+          <w:color w:val="00B050"/>
+        </w:rPr>
+        <w:t xml:space="preserve"> original source </w:t>
+      </w:r>
+      <w:r>
+        <w:rPr>
+          <w:b/>
+          <w:bCs/>
+          <w:color w:val="00B050"/>
+          <w:highlight w:val="yellow"/>
+        </w:rPr>
+        <w:t>and</w:t>
+      </w:r>
+      <w:r>
+        <w:rPr>
+          <w:color w:val="00B050"/>
+        </w:rPr>
+        <w:t xml:space="preserve"> destination IPs, </w:t>
+      </w:r>
+      <w:r>
+        <w:rPr>
+          <w:b/>
+          <w:bCs/>
+          <w:color w:val="00B050"/>
+          <w:highlight w:val="yellow"/>
+        </w:rPr>
+        <w:t>as well as the</w:t>
+      </w:r>
+      <w:r>
+        <w:rPr>
+          <w:color w:val="00B050"/>
+        </w:rPr>
+        <w:t xml:space="preserve"> data, making </w:t>
+      </w:r>
+      <w:r>
+        <w:rPr>
+          <w:b/>
+          <w:bCs/>
+          <w:color w:val="00B050"/>
+          <w:highlight w:val="yellow"/>
+        </w:rPr>
+        <w:t>it ideal for</w:t>
+      </w:r>
+      <w:r>
+        <w:rPr>
+          <w:color w:val="00B050"/>
+        </w:rPr>
+        <w:t xml:space="preserve"> untrusted public networks.</w:t>
       </w:r>
       <w:r>
         <w:rPr>
@@ -4182,7 +4746,7 @@
           <w:color w:val="00B050"/>
         </w:rPr>
         <w:pict w14:anchorId="09BDF018">
-          <v:rect id="_x0000_i1131" style="width:0;height:1.5pt" o:hralign="center" o:hrstd="t" o:hrnoshade="t" o:hr="t" fillcolor="#1b1c1d" stroked="f"/>
+          <v:rect id="_x0000_i1031" style="width:0;height:1.5pt" o:hralign="center" o:hrstd="t" o:hrnoshade="t" o:hr="t" fillcolor="#1b1c1d" stroked="f"/>
         </w:pict>
       </w:r>
     </w:p>
@@ -4200,7 +4764,21 @@
           <w:bCs/>
           <w:color w:val="00B050"/>
         </w:rPr>
-        <w:t>How IPsec VPN Works (Simplified Example - Site-to-Site VPN):</w:t>
+        <w:t xml:space="preserve">How IPsec VPN </w:t>
+      </w:r>
+      <w:r>
+        <w:rPr>
+          <w:color w:val="00B050"/>
+        </w:rPr>
+        <w:t>Works (Simplified Example</w:t>
+      </w:r>
+      <w:r>
+        <w:rPr>
+          <w:b/>
+          <w:bCs/>
+          <w:color w:val="00B050"/>
+        </w:rPr>
+        <w:t xml:space="preserve"> - Site-to-Site VPN):</w:t>
       </w:r>
     </w:p>
     <w:p>
@@ -4269,9 +4847,34 @@
         <w:rPr>
           <w:b/>
           <w:bCs/>
-          <w:color w:val="00B050"/>
-        </w:rPr>
-        <w:t>Phase 1: IKE SA Establishment (The "Control Tunnel")</w:t>
+          <w:color w:val="FFFF00"/>
+          <w:highlight w:val="blue"/>
+        </w:rPr>
+        <w:t>Phase 1</w:t>
+      </w:r>
+      <w:r>
+        <w:rPr>
+          <w:b/>
+          <w:bCs/>
+          <w:color w:val="00B050"/>
+        </w:rPr>
+        <w:t>:</w:t>
+      </w:r>
+      <w:r>
+        <w:rPr>
+          <w:b/>
+          <w:bCs/>
+          <w:color w:val="00B050"/>
+        </w:rPr>
+        <w:t xml:space="preserve"> </w:t>
+      </w:r>
+      <w:r>
+        <w:rPr>
+          <w:b/>
+          <w:bCs/>
+          <w:color w:val="00B050"/>
+        </w:rPr>
+        <w:t xml:space="preserve"> IKE SA Establishment (The "Control Tunnel")</w:t>
       </w:r>
     </w:p>
     <w:p>
@@ -4431,36 +5034,127 @@
         <w:rPr>
           <w:color w:val="00B050"/>
         </w:rPr>
-        <w:t xml:space="preserve"> A secure, authenticated, but </w:t>
-      </w:r>
-      <w:r>
-        <w:rPr>
+        <w:t xml:space="preserve"> A secure, </w:t>
+      </w:r>
+      <w:r>
+        <w:rPr>
+          <w:b/>
+          <w:bCs/>
+          <w:color w:val="00B050"/>
+        </w:rPr>
+        <w:t>authenticated</w:t>
+      </w:r>
+      <w:r>
+        <w:rPr>
+          <w:color w:val="00B050"/>
+        </w:rPr>
+        <w:t xml:space="preserve">, but </w:t>
+      </w:r>
+      <w:r>
+        <w:rPr>
+          <w:b/>
+          <w:bCs/>
           <w:i/>
           <w:iCs/>
-          <w:color w:val="00B050"/>
-        </w:rPr>
-        <w:t>not data-carrying</w:t>
-      </w:r>
-      <w:r>
-        <w:rPr>
-          <w:color w:val="00B050"/>
-        </w:rPr>
-        <w:t>, tunnel (the IKE SA) is now established. This tunnel's sole purpose is to securely negotiate and manage the keys for the actual data tunnel.</w:t>
-      </w:r>
-    </w:p>
-    <w:p>
-      <w:pPr>
-        <w:rPr>
-          <w:color w:val="00B050"/>
-        </w:rPr>
-      </w:pPr>
-      <w:r>
-        <w:rPr>
-          <w:b/>
-          <w:bCs/>
-          <w:color w:val="00B050"/>
-        </w:rPr>
-        <w:t>Phase 2: IPsec SA Establishment (The "Data Tunnel")</w:t>
+          <w:color w:val="EE0000"/>
+        </w:rPr>
+        <w:t xml:space="preserve">not </w:t>
+      </w:r>
+      <w:r>
+        <w:rPr>
+          <w:i/>
+          <w:iCs/>
+          <w:color w:val="00B050"/>
+        </w:rPr>
+        <w:t>data-carrying</w:t>
+      </w:r>
+      <w:r>
+        <w:rPr>
+          <w:color w:val="00B050"/>
+        </w:rPr>
+        <w:t xml:space="preserve">, tunnel (the IKE SA) is now established. This tunnel's </w:t>
+      </w:r>
+      <w:r>
+        <w:rPr>
+          <w:b/>
+          <w:bCs/>
+          <w:color w:val="00B050"/>
+        </w:rPr>
+        <w:t>sole purpose</w:t>
+      </w:r>
+      <w:r>
+        <w:rPr>
+          <w:color w:val="00B050"/>
+        </w:rPr>
+        <w:t xml:space="preserve"> is to securely negotiate </w:t>
+      </w:r>
+      <w:r>
+        <w:rPr>
+          <w:b/>
+          <w:bCs/>
+          <w:color w:val="00B050"/>
+        </w:rPr>
+        <w:t>and</w:t>
+      </w:r>
+      <w:r>
+        <w:rPr>
+          <w:color w:val="00B050"/>
+        </w:rPr>
+        <w:t xml:space="preserve"> manage the keys </w:t>
+      </w:r>
+      <w:r>
+        <w:rPr>
+          <w:b/>
+          <w:bCs/>
+          <w:color w:val="00B050"/>
+        </w:rPr>
+        <w:t>for</w:t>
+      </w:r>
+      <w:r>
+        <w:rPr>
+          <w:color w:val="00B050"/>
+        </w:rPr>
+        <w:t xml:space="preserve"> the actual data tunnel.</w:t>
+      </w:r>
+    </w:p>
+    <w:p>
+      <w:pPr>
+        <w:rPr>
+          <w:color w:val="00B050"/>
+        </w:rPr>
+      </w:pPr>
+      <w:r>
+        <w:rPr>
+          <w:b/>
+          <w:bCs/>
+          <w:color w:val="FFFF00"/>
+          <w:highlight w:val="blue"/>
+        </w:rPr>
+        <w:t>Phase 2</w:t>
+      </w:r>
+      <w:r>
+        <w:rPr>
+          <w:b/>
+          <w:bCs/>
+          <w:color w:val="00B050"/>
+        </w:rPr>
+        <w:t xml:space="preserve">: </w:t>
+      </w:r>
+      <w:r>
+        <w:rPr>
+          <w:b/>
+          <w:bCs/>
+          <w:color w:val="00B050"/>
+        </w:rPr>
+        <w:t xml:space="preserve"> </w:t>
+      </w:r>
+      <w:r>
+        <w:rPr>
+          <w:b/>
+          <w:bCs/>
+          <w:color w:val="00B050"/>
+        </w:rPr>
+        <w:t>IPsec SA Establishment (The "Data Tunnel")</w:t>
       </w:r>
     </w:p>
     <w:p>
@@ -4667,9 +5361,61 @@
         <w:rPr>
           <w:b/>
           <w:bCs/>
-          <w:color w:val="00B050"/>
-        </w:rPr>
-        <w:t>Phase 3: Data Transmission (through the IPsec Tunnel)</w:t>
+          <w:color w:val="FFFF00"/>
+          <w:highlight w:val="blue"/>
+        </w:rPr>
+        <w:t xml:space="preserve">Phase </w:t>
+      </w:r>
+      <w:proofErr w:type="gramStart"/>
+      <w:r>
+        <w:rPr>
+          <w:b/>
+          <w:bCs/>
+          <w:color w:val="FFFF00"/>
+          <w:highlight w:val="blue"/>
+        </w:rPr>
+        <w:t>3</w:t>
+      </w:r>
+      <w:r>
+        <w:rPr>
+          <w:b/>
+          <w:bCs/>
+          <w:color w:val="00B050"/>
+        </w:rPr>
+        <w:t xml:space="preserve"> </w:t>
+      </w:r>
+      <w:r>
+        <w:rPr>
+          <w:b/>
+          <w:bCs/>
+          <w:color w:val="70AD47" w:themeColor="accent6"/>
+        </w:rPr>
+        <w:t>:</w:t>
+      </w:r>
+      <w:proofErr w:type="gramEnd"/>
+      <w:r>
+        <w:rPr>
+          <w:b/>
+          <w:bCs/>
+          <w:color w:val="00B050"/>
+        </w:rPr>
+        <w:t xml:space="preserve"> </w:t>
+      </w:r>
+      <w:r>
+        <w:rPr>
+          <w:b/>
+          <w:bCs/>
+          <w:color w:val="00B050"/>
+        </w:rPr>
+        <w:t xml:space="preserve"> </w:t>
+      </w:r>
+      <w:r>
+        <w:rPr>
+          <w:b/>
+          <w:bCs/>
+          <w:color w:val="00B050"/>
+        </w:rPr>
+        <w:t>Data Transmission (through the IPsec Tunnel)</w:t>
       </w:r>
     </w:p>
     <w:p>
@@ -8115,6 +8861,7 @@
   <w:style w:type="character" w:default="1" w:styleId="DefaultParagraphFont">
     <w:name w:val="Default Paragraph Font"/>
     <w:uiPriority w:val="1"/>
+    <w:semiHidden/>
     <w:unhideWhenUsed/>
   </w:style>
   <w:style w:type="table" w:default="1" w:styleId="TableNormal">
